--- a/rep_reports/Lewis_performance_report.docx
+++ b/rep_reports/Lewis_performance_report.docx
@@ -45,19 +45,6 @@
       </w:pPr>
       <w:r>
         <w:rPr>
-          <w:b/>
-          <w:color w:val="8E44AD"/>
-          <w:sz w:val="26"/>
-        </w:rPr>
-        <w:t>💎 BEST MARGIN</w:t>
-      </w:r>
-    </w:p>
-    <w:p>
-      <w:pPr>
-        <w:jc w:val="center"/>
-      </w:pPr>
-      <w:r>
-        <w:rPr>
           <w:color w:val="666666"/>
           <w:sz w:val="24"/>
         </w:rPr>
@@ -73,7 +60,7 @@
           <w:color w:val="666666"/>
           <w:sz w:val="22"/>
         </w:rPr>
-        <w:t>February 1-21, 2026 (18 Working Days)</w:t>
+        <w:t>February 1-28, 2026 (24 Working Days — Full Month)</w:t>
       </w:r>
     </w:p>
     <w:p>
@@ -86,7 +73,7 @@
           <w:color w:val="999999"/>
           <w:sz w:val="18"/>
         </w:rPr>
-        <w:t>Generated: 2026-02-27 15:54:32</w:t>
+        <w:t>Generated: 2026-03-01 18:47:38</w:t>
       </w:r>
     </w:p>
     <w:p>
@@ -207,7 +194,7 @@
               <w:rPr>
                 <w:sz w:val="18"/>
               </w:rPr>
-              <w:t>KES 2,614,482</w:t>
+              <w:t>KES 2,964,407</w:t>
             </w:r>
           </w:p>
         </w:tc>
@@ -224,7 +211,7 @@
               <w:rPr>
                 <w:sz w:val="18"/>
               </w:rPr>
-              <w:t>▼ 63.2% vs team avg</w:t>
+              <w:t>▼ 68.4% vs team avg</w:t>
             </w:r>
           </w:p>
         </w:tc>
@@ -262,7 +249,7 @@
               <w:rPr>
                 <w:sz w:val="18"/>
               </w:rPr>
-              <w:t>KES 373,746</w:t>
+              <w:t>KES 430,441</w:t>
             </w:r>
           </w:p>
         </w:tc>
@@ -280,7 +267,7 @@
               <w:rPr>
                 <w:sz w:val="18"/>
               </w:rPr>
-              <w:t>8.6% of team total</w:t>
+              <w:t>7.5% of team total</w:t>
             </w:r>
           </w:p>
         </w:tc>
@@ -316,7 +303,7 @@
               <w:rPr>
                 <w:sz w:val="18"/>
               </w:rPr>
-              <w:t>14.3%</w:t>
+              <w:t>14.5%</w:t>
             </w:r>
           </w:p>
         </w:tc>
@@ -333,7 +320,7 @@
               <w:rPr>
                 <w:sz w:val="18"/>
               </w:rPr>
-              <w:t>Team avg: 8.7%</w:t>
+              <w:t>Team avg: 8.8%</w:t>
             </w:r>
           </w:p>
         </w:tc>
@@ -371,7 +358,7 @@
               <w:rPr>
                 <w:sz w:val="18"/>
               </w:rPr>
-              <w:t>4,791</w:t>
+              <w:t>5,547</w:t>
             </w:r>
           </w:p>
         </w:tc>
@@ -424,7 +411,7 @@
               <w:rPr>
                 <w:sz w:val="18"/>
               </w:rPr>
-              <w:t>KES 145,249</w:t>
+              <w:t>KES 123,517</w:t>
             </w:r>
           </w:p>
         </w:tc>
@@ -478,7 +465,7 @@
               <w:rPr>
                 <w:sz w:val="18"/>
               </w:rPr>
-              <w:t>KES 20,764</w:t>
+              <w:t>KES 17,935</w:t>
             </w:r>
           </w:p>
         </w:tc>
@@ -531,7 +518,7 @@
               <w:rPr>
                 <w:sz w:val="18"/>
               </w:rPr>
-              <w:t>5.3%</w:t>
+              <w:t>4.5%</w:t>
             </w:r>
           </w:p>
         </w:tc>
@@ -639,7 +626,7 @@
               <w:rPr>
                 <w:sz w:val="18"/>
               </w:rPr>
-              <w:t>#1</w:t>
+              <w:t>#3</w:t>
             </w:r>
           </w:p>
         </w:tc>
@@ -1129,6 +1116,116 @@
         <w:tc>
           <w:tcPr>
             <w:tcW w:type="dxa" w:w="1440"/>
+            <w:shd w:fill="ECF0F1"/>
+          </w:tcPr>
+          <w:p>
+            <w:pPr>
+              <w:jc w:val="center"/>
+            </w:pPr>
+            <w:r/>
+            <w:r>
+              <w:rPr>
+                <w:sz w:val="18"/>
+              </w:rPr>
+              <w:t>Week 4 (Feb 23-28)</w:t>
+            </w:r>
+          </w:p>
+        </w:tc>
+        <w:tc>
+          <w:tcPr>
+            <w:tcW w:type="dxa" w:w="1440"/>
+            <w:shd w:fill="ECF0F1"/>
+          </w:tcPr>
+          <w:p>
+            <w:pPr>
+              <w:jc w:val="center"/>
+            </w:pPr>
+            <w:r/>
+            <w:r>
+              <w:rPr>
+                <w:sz w:val="18"/>
+              </w:rPr>
+              <w:t>KES 349,925</w:t>
+            </w:r>
+          </w:p>
+        </w:tc>
+        <w:tc>
+          <w:tcPr>
+            <w:tcW w:type="dxa" w:w="1440"/>
+            <w:shd w:fill="ECF0F1"/>
+          </w:tcPr>
+          <w:p>
+            <w:pPr>
+              <w:jc w:val="center"/>
+            </w:pPr>
+            <w:r/>
+            <w:r>
+              <w:rPr>
+                <w:sz w:val="18"/>
+              </w:rPr>
+              <w:t>KES 56,695</w:t>
+            </w:r>
+          </w:p>
+        </w:tc>
+        <w:tc>
+          <w:tcPr>
+            <w:tcW w:type="dxa" w:w="1440"/>
+            <w:shd w:fill="ECF0F1"/>
+          </w:tcPr>
+          <w:p>
+            <w:pPr>
+              <w:jc w:val="center"/>
+            </w:pPr>
+            <w:r/>
+            <w:r>
+              <w:rPr>
+                <w:sz w:val="18"/>
+              </w:rPr>
+              <w:t>16.2%</w:t>
+            </w:r>
+          </w:p>
+        </w:tc>
+        <w:tc>
+          <w:tcPr>
+            <w:tcW w:type="dxa" w:w="1440"/>
+            <w:shd w:fill="ECF0F1"/>
+          </w:tcPr>
+          <w:p>
+            <w:pPr>
+              <w:jc w:val="center"/>
+            </w:pPr>
+            <w:r/>
+            <w:r>
+              <w:rPr>
+                <w:sz w:val="18"/>
+              </w:rPr>
+              <w:t>KES 58,321</w:t>
+            </w:r>
+          </w:p>
+        </w:tc>
+        <w:tc>
+          <w:tcPr>
+            <w:tcW w:type="dxa" w:w="1440"/>
+            <w:shd w:fill="ECF0F1"/>
+          </w:tcPr>
+          <w:p>
+            <w:pPr>
+              <w:jc w:val="center"/>
+            </w:pPr>
+            <w:r/>
+            <w:r>
+              <w:rPr>
+                <w:sz w:val="18"/>
+              </w:rPr>
+              <w:t>-36.5%</w:t>
+            </w:r>
+          </w:p>
+        </w:tc>
+      </w:tr>
+      <w:tr>
+        <w:tc>
+          <w:tcPr>
+            <w:tcW w:type="dxa" w:w="1440"/>
             <w:shd w:fill="D5F5E3"/>
           </w:tcPr>
           <w:p>
@@ -1141,7 +1238,7 @@
                 <w:b/>
                 <w:sz w:val="18"/>
               </w:rPr>
-              <w:t>TOTAL</w:t>
+              <w:t>FULL MONTH</w:t>
             </w:r>
           </w:p>
         </w:tc>
@@ -1160,7 +1257,7 @@
                 <w:b/>
                 <w:sz w:val="18"/>
               </w:rPr>
-              <w:t>KES 2,614,482</w:t>
+              <w:t>KES 2,964,407</w:t>
             </w:r>
           </w:p>
         </w:tc>
@@ -1179,7 +1276,7 @@
                 <w:b/>
                 <w:sz w:val="18"/>
               </w:rPr>
-              <w:t>KES 373,746</w:t>
+              <w:t>KES 430,441</w:t>
             </w:r>
           </w:p>
         </w:tc>
@@ -1198,7 +1295,7 @@
                 <w:b/>
                 <w:sz w:val="18"/>
               </w:rPr>
-              <w:t>14.3%</w:t>
+              <w:t>14.5%</w:t>
             </w:r>
           </w:p>
         </w:tc>
@@ -1217,7 +1314,7 @@
                 <w:b/>
                 <w:sz w:val="18"/>
               </w:rPr>
-              <w:t>KES 145,249</w:t>
+              <w:t>KES 123,517</w:t>
             </w:r>
           </w:p>
         </w:tc>
@@ -1236,7 +1333,7 @@
                 <w:b/>
                 <w:sz w:val="18"/>
               </w:rPr>
-              <w:t>-34.2%</w:t>
+              <w:t>-58.2%</w:t>
             </w:r>
           </w:p>
         </w:tc>
@@ -1273,9 +1370,18 @@
       <w:r>
         <w:rPr>
           <w:b/>
+          <w:color w:val="E74C3C"/>
+        </w:rPr>
+        <w:t>▼ W3→W4: Sales decreased by 36.5% (KES 551K → 350K)</w:t>
+      </w:r>
+    </w:p>
+    <w:p>
+      <w:r>
+        <w:rPr>
+          <w:b/>
           <w:color w:val="E67E22"/>
         </w:rPr>
-        <w:t>⚠️ Week 3 reversal after Week 2 growth — monitor closely</w:t>
+        <w:t>⚠️ Week 4 decline (-36.5%) — ended month on a downward note</w:t>
       </w:r>
     </w:p>
     <w:p>
@@ -1459,7 +1565,7 @@
               <w:rPr>
                 <w:sz w:val="18"/>
               </w:rPr>
-              <w:t>KES 1,796,987</w:t>
+              <w:t>KES 1,898,307</w:t>
             </w:r>
           </w:p>
         </w:tc>
@@ -1476,7 +1582,7 @@
               <w:rPr>
                 <w:sz w:val="18"/>
               </w:rPr>
-              <w:t>KES 171,440</w:t>
+              <w:t>KES 187,738</w:t>
             </w:r>
           </w:p>
         </w:tc>
@@ -1493,7 +1599,7 @@
               <w:rPr>
                 <w:sz w:val="18"/>
               </w:rPr>
-              <w:t>9.5%</w:t>
+              <w:t>9.9%</w:t>
             </w:r>
           </w:p>
         </w:tc>
@@ -1510,7 +1616,7 @@
               <w:rPr>
                 <w:sz w:val="18"/>
               </w:rPr>
-              <w:t>2,485</w:t>
+              <w:t>2,758</w:t>
             </w:r>
           </w:p>
         </w:tc>
@@ -1527,7 +1633,7 @@
               <w:rPr>
                 <w:sz w:val="18"/>
               </w:rPr>
-              <w:t>68.7%</w:t>
+              <w:t>64.0%</w:t>
             </w:r>
           </w:p>
         </w:tc>
@@ -1565,7 +1671,7 @@
               <w:rPr>
                 <w:sz w:val="18"/>
               </w:rPr>
-              <w:t>KES 155,000</w:t>
+              <w:t>KES 353,920</w:t>
             </w:r>
           </w:p>
         </w:tc>
@@ -1583,7 +1689,7 @@
               <w:rPr>
                 <w:sz w:val="18"/>
               </w:rPr>
-              <w:t>KES 35,624</w:t>
+              <w:t>KES 59,823</w:t>
             </w:r>
           </w:p>
         </w:tc>
@@ -1601,7 +1707,7 @@
               <w:rPr>
                 <w:sz w:val="18"/>
               </w:rPr>
-              <w:t>23.0%</w:t>
+              <w:t>16.9%</w:t>
             </w:r>
           </w:p>
         </w:tc>
@@ -1619,7 +1725,7 @@
               <w:rPr>
                 <w:sz w:val="18"/>
               </w:rPr>
-              <w:t>230</w:t>
+              <w:t>340</w:t>
             </w:r>
           </w:p>
         </w:tc>
@@ -1637,7 +1743,7 @@
               <w:rPr>
                 <w:sz w:val="18"/>
               </w:rPr>
-              <w:t>5.9%</w:t>
+              <w:t>11.9%</w:t>
             </w:r>
           </w:p>
         </w:tc>
@@ -1673,7 +1779,7 @@
               <w:rPr>
                 <w:sz w:val="18"/>
               </w:rPr>
-              <w:t>KES 619,610</w:t>
+              <w:t>KES 660,200</w:t>
             </w:r>
           </w:p>
         </w:tc>
@@ -1690,7 +1796,7 @@
               <w:rPr>
                 <w:sz w:val="18"/>
               </w:rPr>
-              <w:t>KES 158,458</w:t>
+              <w:t>KES 171,782</w:t>
             </w:r>
           </w:p>
         </w:tc>
@@ -1707,7 +1813,7 @@
               <w:rPr>
                 <w:sz w:val="18"/>
               </w:rPr>
-              <w:t>25.6%</w:t>
+              <w:t>26.0%</w:t>
             </w:r>
           </w:p>
         </w:tc>
@@ -1724,7 +1830,7 @@
               <w:rPr>
                 <w:sz w:val="18"/>
               </w:rPr>
-              <w:t>1,902</w:t>
+              <w:t>2,246</w:t>
             </w:r>
           </w:p>
         </w:tc>
@@ -1741,7 +1847,7 @@
               <w:rPr>
                 <w:sz w:val="18"/>
               </w:rPr>
-              <w:t>23.7%</w:t>
+              <w:t>22.3%</w:t>
             </w:r>
           </w:p>
         </w:tc>
@@ -1779,7 +1885,7 @@
               <w:rPr>
                 <w:sz w:val="18"/>
               </w:rPr>
-              <w:t>KES 42,885</w:t>
+              <w:t>KES 51,980</w:t>
             </w:r>
           </w:p>
         </w:tc>
@@ -1797,7 +1903,7 @@
               <w:rPr>
                 <w:sz w:val="18"/>
               </w:rPr>
-              <w:t>KES 8,224</w:t>
+              <w:t>KES 11,097</w:t>
             </w:r>
           </w:p>
         </w:tc>
@@ -1815,7 +1921,7 @@
               <w:rPr>
                 <w:sz w:val="18"/>
               </w:rPr>
-              <w:t>19.2%</w:t>
+              <w:t>21.3%</w:t>
             </w:r>
           </w:p>
         </w:tc>
@@ -1833,7 +1939,7 @@
               <w:rPr>
                 <w:sz w:val="18"/>
               </w:rPr>
-              <w:t>174</w:t>
+              <w:t>204</w:t>
             </w:r>
           </w:p>
         </w:tc>
@@ -1851,7 +1957,7 @@
               <w:rPr>
                 <w:sz w:val="18"/>
               </w:rPr>
-              <w:t>1.6%</w:t>
+              <w:t>1.8%</w:t>
             </w:r>
           </w:p>
         </w:tc>
@@ -1891,7 +1997,7 @@
                 <w:b/>
                 <w:sz w:val="18"/>
               </w:rPr>
-              <w:t>KES 2,614,482</w:t>
+              <w:t>KES 2,964,407</w:t>
             </w:r>
           </w:p>
         </w:tc>
@@ -1910,7 +2016,7 @@
                 <w:b/>
                 <w:sz w:val="18"/>
               </w:rPr>
-              <w:t>KES 373,746</w:t>
+              <w:t>KES 430,441</w:t>
             </w:r>
           </w:p>
         </w:tc>
@@ -1929,7 +2035,7 @@
                 <w:b/>
                 <w:sz w:val="18"/>
               </w:rPr>
-              <w:t>14.3%</w:t>
+              <w:t>14.5%</w:t>
             </w:r>
           </w:p>
         </w:tc>
@@ -1948,7 +2054,7 @@
                 <w:b/>
                 <w:sz w:val="18"/>
               </w:rPr>
-              <w:t>4,791</w:t>
+              <w:t>5,547</w:t>
             </w:r>
           </w:p>
         </w:tc>
@@ -1995,7 +2101,7 @@
           <w:color w:val="555555"/>
           <w:sz w:val="18"/>
         </w:rPr>
-        <w:t>W1: KES 552,707 → W2: KES 1,002,130 → W3: KES 242,150 → Overall: ▼56%</w:t>
+        <w:t>W1: KES 552,707 → W2: KES 1,002,130 → W3: KES 242,150 → W4: KES 101,320 → Overall: ▼82%</w:t>
       </w:r>
     </w:p>
     <w:p>
@@ -2011,7 +2117,7 @@
           <w:color w:val="555555"/>
           <w:sz w:val="18"/>
         </w:rPr>
-        <w:t>W1: KES 71,660 → W2: KES 47,540 → W3: KES 35,800 → Overall: ▼50%</w:t>
+        <w:t>W1: KES 71,660 → W2: KES 47,540 → W3: KES 35,800 → W4: KES 198,920 → Overall: ▲178%</w:t>
       </w:r>
     </w:p>
     <w:p>
@@ -2027,7 +2133,7 @@
           <w:color w:val="555555"/>
           <w:sz w:val="18"/>
         </w:rPr>
-        <w:t>W1: KES 208,330 → W2: KES 157,320 → W3: KES 253,960 → Overall: ▲22%</w:t>
+        <w:t>W1: KES 208,330 → W2: KES 157,320 → W3: KES 253,960 → W4: KES 40,590 → Overall: ▼81%</w:t>
       </w:r>
     </w:p>
     <w:p>
@@ -2043,7 +2149,7 @@
           <w:color w:val="555555"/>
           <w:sz w:val="18"/>
         </w:rPr>
-        <w:t>W1: KES 4,840 → W2: KES 18,715 → W3: KES 19,330 → Overall: ▲299%</w:t>
+        <w:t>W1: KES 4,840 → W2: KES 18,715 → W3: KES 19,330 → W4: KES 9,095 → Overall: ▲88%</w:t>
       </w:r>
     </w:p>
     <w:p>
@@ -2381,7 +2487,7 @@
               <w:rPr>
                 <w:sz w:val="18"/>
               </w:rPr>
-              <w:t>KES 19,339,020</w:t>
+              <w:t>KES 25,230,250</w:t>
             </w:r>
           </w:p>
         </w:tc>
@@ -2415,7 +2521,7 @@
               <w:rPr>
                 <w:sz w:val="18"/>
               </w:rPr>
-              <w:t>38.9%</w:t>
+              <w:t>38.4%</w:t>
             </w:r>
           </w:p>
         </w:tc>
@@ -2471,7 +2577,7 @@
               <w:rPr>
                 <w:sz w:val="18"/>
               </w:rPr>
-              <w:t>KES 9,453,025</w:t>
+              <w:t>KES 13,451,533</w:t>
             </w:r>
           </w:p>
         </w:tc>
@@ -2489,7 +2595,7 @@
               <w:rPr>
                 <w:sz w:val="18"/>
               </w:rPr>
-              <w:t>8.1%</w:t>
+              <w:t>8.4%</w:t>
             </w:r>
           </w:p>
         </w:tc>
@@ -2507,7 +2613,7 @@
               <w:rPr>
                 <w:sz w:val="18"/>
               </w:rPr>
-              <w:t>19.0%</w:t>
+              <w:t>20.5%</w:t>
             </w:r>
           </w:p>
         </w:tc>
@@ -2560,7 +2666,7 @@
               <w:rPr>
                 <w:sz w:val="18"/>
               </w:rPr>
-              <w:t>KES 8,456,260</w:t>
+              <w:t>KES 11,367,285</w:t>
             </w:r>
           </w:p>
         </w:tc>
@@ -2577,7 +2683,7 @@
               <w:rPr>
                 <w:sz w:val="18"/>
               </w:rPr>
-              <w:t>10.0%</w:t>
+              <w:t>9.4%</w:t>
             </w:r>
           </w:p>
         </w:tc>
@@ -2594,7 +2700,7 @@
               <w:rPr>
                 <w:sz w:val="18"/>
               </w:rPr>
-              <w:t>17.0%</w:t>
+              <w:t>17.3%</w:t>
             </w:r>
           </w:p>
         </w:tc>
@@ -2632,7 +2738,7 @@
               <w:rPr>
                 <w:sz w:val="18"/>
               </w:rPr>
-              <w:t>Stephen</w:t>
+              <w:t>Bonface Muriu</w:t>
             </w:r>
           </w:p>
         </w:tc>
@@ -2650,7 +2756,7 @@
               <w:rPr>
                 <w:sz w:val="18"/>
               </w:rPr>
-              <w:t>KES 4,067,316</w:t>
+              <w:t>KES 5,391,674</w:t>
             </w:r>
           </w:p>
         </w:tc>
@@ -2668,7 +2774,7 @@
               <w:rPr>
                 <w:sz w:val="18"/>
               </w:rPr>
-              <w:t>10.2%</w:t>
+              <w:t>14.9%</w:t>
             </w:r>
           </w:p>
         </w:tc>
@@ -2722,7 +2828,7 @@
               <w:rPr>
                 <w:sz w:val="18"/>
               </w:rPr>
-              <w:t>Bonface Muriu</w:t>
+              <w:t>Stephen</w:t>
             </w:r>
           </w:p>
         </w:tc>
@@ -2739,7 +2845,7 @@
               <w:rPr>
                 <w:sz w:val="18"/>
               </w:rPr>
-              <w:t>KES 3,948,909</w:t>
+              <w:t>KES 5,185,269</w:t>
             </w:r>
           </w:p>
         </w:tc>
@@ -2756,7 +2862,7 @@
               <w:rPr>
                 <w:sz w:val="18"/>
               </w:rPr>
-              <w:t>13.9%</w:t>
+              <w:t>10.3%</w:t>
             </w:r>
           </w:p>
         </w:tc>
@@ -2773,7 +2879,7 @@
               <w:rPr>
                 <w:sz w:val="18"/>
               </w:rPr>
-              <w:t>8.0%</w:t>
+              <w:t>7.9%</w:t>
             </w:r>
           </w:p>
         </w:tc>
@@ -2832,7 +2938,7 @@
                 <w:b/>
                 <w:sz w:val="18"/>
               </w:rPr>
-              <w:t>KES 2,614,482</w:t>
+              <w:t>KES 2,964,407</w:t>
             </w:r>
           </w:p>
         </w:tc>
@@ -2851,7 +2957,7 @@
                 <w:b/>
                 <w:sz w:val="18"/>
               </w:rPr>
-              <w:t>14.3%</w:t>
+              <w:t>14.5%</w:t>
             </w:r>
           </w:p>
         </w:tc>
@@ -2870,7 +2976,7 @@
                 <w:b/>
                 <w:sz w:val="18"/>
               </w:rPr>
-              <w:t>5.3%</w:t>
+              <w:t>4.5%</w:t>
             </w:r>
           </w:p>
         </w:tc>
@@ -2923,7 +3029,7 @@
               <w:rPr>
                 <w:sz w:val="18"/>
               </w:rPr>
-              <w:t>KES 1,790,725</w:t>
+              <w:t>KES 2,080,190</w:t>
             </w:r>
           </w:p>
         </w:tc>
@@ -2940,7 +3046,7 @@
               <w:rPr>
                 <w:sz w:val="18"/>
               </w:rPr>
-              <w:t>14.1%</w:t>
+              <w:t>15.2%</w:t>
             </w:r>
           </w:p>
         </w:tc>
@@ -2957,7 +3063,7 @@
               <w:rPr>
                 <w:sz w:val="18"/>
               </w:rPr>
-              <w:t>3.6%</w:t>
+              <w:t>3.2%</w:t>
             </w:r>
           </w:p>
         </w:tc>
@@ -3172,7 +3278,7 @@
                 <w:b/>
                 <w:sz w:val="18"/>
               </w:rPr>
-              <w:t>KES 619,610</w:t>
+              <w:t>KES 660,200</w:t>
             </w:r>
           </w:p>
         </w:tc>
@@ -3191,7 +3297,7 @@
                 <w:b/>
                 <w:sz w:val="18"/>
               </w:rPr>
-              <w:t>KES 158,458</w:t>
+              <w:t>KES 171,782</w:t>
             </w:r>
           </w:p>
         </w:tc>
@@ -3210,7 +3316,7 @@
                 <w:b/>
                 <w:sz w:val="18"/>
               </w:rPr>
-              <w:t>25.6%</w:t>
+              <w:t>26.0%</w:t>
             </w:r>
           </w:p>
         </w:tc>
@@ -3229,7 +3335,186 @@
                 <w:b/>
                 <w:sz w:val="18"/>
               </w:rPr>
-              <w:t>43.6%</w:t>
+              <w:t>37.2%</w:t>
+            </w:r>
+          </w:p>
+        </w:tc>
+      </w:tr>
+      <w:tr>
+        <w:tc>
+          <w:tcPr>
+            <w:tcW w:type="dxa" w:w="1728"/>
+            <w:shd w:fill="ECF0F1"/>
+          </w:tcPr>
+          <w:p>
+            <w:pPr>
+              <w:jc w:val="center"/>
+            </w:pPr>
+            <w:r/>
+            <w:r>
+              <w:rPr>
+                <w:sz w:val="18"/>
+              </w:rPr>
+              <w:t>Eliza</w:t>
+            </w:r>
+          </w:p>
+        </w:tc>
+        <w:tc>
+          <w:tcPr>
+            <w:tcW w:type="dxa" w:w="1728"/>
+            <w:shd w:fill="ECF0F1"/>
+          </w:tcPr>
+          <w:p>
+            <w:pPr>
+              <w:jc w:val="center"/>
+            </w:pPr>
+            <w:r/>
+            <w:r>
+              <w:rPr>
+                <w:sz w:val="18"/>
+              </w:rPr>
+              <w:t>KES 247,935</w:t>
+            </w:r>
+          </w:p>
+        </w:tc>
+        <w:tc>
+          <w:tcPr>
+            <w:tcW w:type="dxa" w:w="1728"/>
+            <w:shd w:fill="ECF0F1"/>
+          </w:tcPr>
+          <w:p>
+            <w:pPr>
+              <w:jc w:val="center"/>
+            </w:pPr>
+            <w:r/>
+            <w:r>
+              <w:rPr>
+                <w:sz w:val="18"/>
+              </w:rPr>
+              <w:t>KES 74,715</w:t>
+            </w:r>
+          </w:p>
+        </w:tc>
+        <w:tc>
+          <w:tcPr>
+            <w:tcW w:type="dxa" w:w="1728"/>
+            <w:shd w:fill="ECF0F1"/>
+          </w:tcPr>
+          <w:p>
+            <w:pPr>
+              <w:jc w:val="center"/>
+            </w:pPr>
+            <w:r/>
+            <w:r>
+              <w:rPr>
+                <w:sz w:val="18"/>
+              </w:rPr>
+              <w:t>30.1%</w:t>
+            </w:r>
+          </w:p>
+        </w:tc>
+        <w:tc>
+          <w:tcPr>
+            <w:tcW w:type="dxa" w:w="1728"/>
+            <w:shd w:fill="ECF0F1"/>
+          </w:tcPr>
+          <w:p>
+            <w:pPr>
+              <w:jc w:val="center"/>
+            </w:pPr>
+            <w:r/>
+            <w:r>
+              <w:rPr>
+                <w:sz w:val="18"/>
+              </w:rPr>
+              <w:t>14.0%</w:t>
+            </w:r>
+          </w:p>
+        </w:tc>
+      </w:tr>
+      <w:tr>
+        <w:tc>
+          <w:tcPr>
+            <w:tcW w:type="dxa" w:w="1728"/>
+          </w:tcPr>
+          <w:p>
+            <w:pPr>
+              <w:jc w:val="center"/>
+            </w:pPr>
+            <w:r/>
+            <w:r>
+              <w:rPr>
+                <w:sz w:val="18"/>
+              </w:rPr>
+              <w:t>Betha Odumo</w:t>
+            </w:r>
+          </w:p>
+        </w:tc>
+        <w:tc>
+          <w:tcPr>
+            <w:tcW w:type="dxa" w:w="1728"/>
+          </w:tcPr>
+          <w:p>
+            <w:pPr>
+              <w:jc w:val="center"/>
+            </w:pPr>
+            <w:r/>
+            <w:r>
+              <w:rPr>
+                <w:sz w:val="18"/>
+              </w:rPr>
+              <w:t>KES 240,300</w:t>
+            </w:r>
+          </w:p>
+        </w:tc>
+        <w:tc>
+          <w:tcPr>
+            <w:tcW w:type="dxa" w:w="1728"/>
+          </w:tcPr>
+          <w:p>
+            <w:pPr>
+              <w:jc w:val="center"/>
+            </w:pPr>
+            <w:r/>
+            <w:r>
+              <w:rPr>
+                <w:sz w:val="18"/>
+              </w:rPr>
+              <w:t>KES 63,346</w:t>
+            </w:r>
+          </w:p>
+        </w:tc>
+        <w:tc>
+          <w:tcPr>
+            <w:tcW w:type="dxa" w:w="1728"/>
+          </w:tcPr>
+          <w:p>
+            <w:pPr>
+              <w:jc w:val="center"/>
+            </w:pPr>
+            <w:r/>
+            <w:r>
+              <w:rPr>
+                <w:sz w:val="18"/>
+              </w:rPr>
+              <w:t>26.4%</w:t>
+            </w:r>
+          </w:p>
+        </w:tc>
+        <w:tc>
+          <w:tcPr>
+            <w:tcW w:type="dxa" w:w="1728"/>
+          </w:tcPr>
+          <w:p>
+            <w:pPr>
+              <w:jc w:val="center"/>
+            </w:pPr>
+            <w:r/>
+            <w:r>
+              <w:rPr>
+                <w:sz w:val="18"/>
+              </w:rPr>
+              <w:t>13.5%</w:t>
             </w:r>
           </w:p>
         </w:tc>
@@ -3267,7 +3552,7 @@
               <w:rPr>
                 <w:sz w:val="18"/>
               </w:rPr>
-              <w:t>KES 211,720</w:t>
+              <w:t>KES 215,000</w:t>
             </w:r>
           </w:p>
         </w:tc>
@@ -3285,7 +3570,7 @@
               <w:rPr>
                 <w:sz w:val="18"/>
               </w:rPr>
-              <w:t>KES 34,434</w:t>
+              <w:t>KES 35,770</w:t>
             </w:r>
           </w:p>
         </w:tc>
@@ -3303,7 +3588,7 @@
               <w:rPr>
                 <w:sz w:val="18"/>
               </w:rPr>
-              <w:t>16.3%</w:t>
+              <w:t>16.6%</w:t>
             </w:r>
           </w:p>
         </w:tc>
@@ -3321,7 +3606,7 @@
               <w:rPr>
                 <w:sz w:val="18"/>
               </w:rPr>
-              <w:t>14.9%</w:t>
+              <w:t>12.1%</w:t>
             </w:r>
           </w:p>
         </w:tc>
@@ -3340,7 +3625,7 @@
               <w:rPr>
                 <w:sz w:val="18"/>
               </w:rPr>
-              <w:t>Eliza</w:t>
+              <w:t>Bonface Kitheka</w:t>
             </w:r>
           </w:p>
         </w:tc>
@@ -3357,7 +3642,7 @@
               <w:rPr>
                 <w:sz w:val="18"/>
               </w:rPr>
-              <w:t>KES 180,225</w:t>
+              <w:t>KES 204,436</w:t>
             </w:r>
           </w:p>
         </w:tc>
@@ -3374,7 +3659,7 @@
               <w:rPr>
                 <w:sz w:val="18"/>
               </w:rPr>
-              <w:t>KES 58,666</w:t>
+              <w:t>KES 50,118</w:t>
             </w:r>
           </w:p>
         </w:tc>
@@ -3391,7 +3676,7 @@
               <w:rPr>
                 <w:sz w:val="18"/>
               </w:rPr>
-              <w:t>32.6%</w:t>
+              <w:t>24.5%</w:t>
             </w:r>
           </w:p>
         </w:tc>
@@ -3408,186 +3693,7 @@
               <w:rPr>
                 <w:sz w:val="18"/>
               </w:rPr>
-              <w:t>12.7%</w:t>
-            </w:r>
-          </w:p>
-        </w:tc>
-      </w:tr>
-      <w:tr>
-        <w:tc>
-          <w:tcPr>
-            <w:tcW w:type="dxa" w:w="1728"/>
-            <w:shd w:fill="ECF0F1"/>
-          </w:tcPr>
-          <w:p>
-            <w:pPr>
-              <w:jc w:val="center"/>
-            </w:pPr>
-            <w:r/>
-            <w:r>
-              <w:rPr>
-                <w:sz w:val="18"/>
-              </w:rPr>
-              <w:t>Bonface Kitheka</w:t>
-            </w:r>
-          </w:p>
-        </w:tc>
-        <w:tc>
-          <w:tcPr>
-            <w:tcW w:type="dxa" w:w="1728"/>
-            <w:shd w:fill="ECF0F1"/>
-          </w:tcPr>
-          <w:p>
-            <w:pPr>
-              <w:jc w:val="center"/>
-            </w:pPr>
-            <w:r/>
-            <w:r>
-              <w:rPr>
-                <w:sz w:val="18"/>
-              </w:rPr>
-              <w:t>KES 143,176</w:t>
-            </w:r>
-          </w:p>
-        </w:tc>
-        <w:tc>
-          <w:tcPr>
-            <w:tcW w:type="dxa" w:w="1728"/>
-            <w:shd w:fill="ECF0F1"/>
-          </w:tcPr>
-          <w:p>
-            <w:pPr>
-              <w:jc w:val="center"/>
-            </w:pPr>
-            <w:r/>
-            <w:r>
-              <w:rPr>
-                <w:sz w:val="18"/>
-              </w:rPr>
-              <w:t>KES 35,799</w:t>
-            </w:r>
-          </w:p>
-        </w:tc>
-        <w:tc>
-          <w:tcPr>
-            <w:tcW w:type="dxa" w:w="1728"/>
-            <w:shd w:fill="ECF0F1"/>
-          </w:tcPr>
-          <w:p>
-            <w:pPr>
-              <w:jc w:val="center"/>
-            </w:pPr>
-            <w:r/>
-            <w:r>
-              <w:rPr>
-                <w:sz w:val="18"/>
-              </w:rPr>
-              <w:t>25.0%</w:t>
-            </w:r>
-          </w:p>
-        </w:tc>
-        <w:tc>
-          <w:tcPr>
-            <w:tcW w:type="dxa" w:w="1728"/>
-            <w:shd w:fill="ECF0F1"/>
-          </w:tcPr>
-          <w:p>
-            <w:pPr>
-              <w:jc w:val="center"/>
-            </w:pPr>
-            <w:r/>
-            <w:r>
-              <w:rPr>
-                <w:sz w:val="18"/>
-              </w:rPr>
-              <w:t>10.1%</w:t>
-            </w:r>
-          </w:p>
-        </w:tc>
-      </w:tr>
-      <w:tr>
-        <w:tc>
-          <w:tcPr>
-            <w:tcW w:type="dxa" w:w="1728"/>
-          </w:tcPr>
-          <w:p>
-            <w:pPr>
-              <w:jc w:val="center"/>
-            </w:pPr>
-            <w:r/>
-            <w:r>
-              <w:rPr>
-                <w:sz w:val="18"/>
-              </w:rPr>
-              <w:t>Gladys</w:t>
-            </w:r>
-          </w:p>
-        </w:tc>
-        <w:tc>
-          <w:tcPr>
-            <w:tcW w:type="dxa" w:w="1728"/>
-          </w:tcPr>
-          <w:p>
-            <w:pPr>
-              <w:jc w:val="center"/>
-            </w:pPr>
-            <w:r/>
-            <w:r>
-              <w:rPr>
-                <w:sz w:val="18"/>
-              </w:rPr>
-              <w:t>KES 102,600</w:t>
-            </w:r>
-          </w:p>
-        </w:tc>
-        <w:tc>
-          <w:tcPr>
-            <w:tcW w:type="dxa" w:w="1728"/>
-          </w:tcPr>
-          <w:p>
-            <w:pPr>
-              <w:jc w:val="center"/>
-            </w:pPr>
-            <w:r/>
-            <w:r>
-              <w:rPr>
-                <w:sz w:val="18"/>
-              </w:rPr>
-              <w:t>KES 27,921</w:t>
-            </w:r>
-          </w:p>
-        </w:tc>
-        <w:tc>
-          <w:tcPr>
-            <w:tcW w:type="dxa" w:w="1728"/>
-          </w:tcPr>
-          <w:p>
-            <w:pPr>
-              <w:jc w:val="center"/>
-            </w:pPr>
-            <w:r/>
-            <w:r>
-              <w:rPr>
-                <w:sz w:val="18"/>
-              </w:rPr>
-              <w:t>27.2%</w:t>
-            </w:r>
-          </w:p>
-        </w:tc>
-        <w:tc>
-          <w:tcPr>
-            <w:tcW w:type="dxa" w:w="1728"/>
-          </w:tcPr>
-          <w:p>
-            <w:pPr>
-              <w:jc w:val="center"/>
-            </w:pPr>
-            <w:r/>
-            <w:r>
-              <w:rPr>
-                <w:sz w:val="18"/>
-              </w:rPr>
-              <w:t>7.2%</w:t>
+              <w:t>11.5%</w:t>
             </w:r>
           </w:p>
         </w:tc>
@@ -3625,7 +3731,7 @@
               <w:rPr>
                 <w:sz w:val="18"/>
               </w:rPr>
-              <w:t>KES 90,750</w:t>
+              <w:t>KES 106,200</w:t>
             </w:r>
           </w:p>
         </w:tc>
@@ -3643,7 +3749,7 @@
               <w:rPr>
                 <w:sz w:val="18"/>
               </w:rPr>
-              <w:t>KES 23,658</w:t>
+              <w:t>KES 30,025</w:t>
             </w:r>
           </w:p>
         </w:tc>
@@ -3661,7 +3767,7 @@
               <w:rPr>
                 <w:sz w:val="18"/>
               </w:rPr>
-              <w:t>26.1%</w:t>
+              <w:t>28.3%</w:t>
             </w:r>
           </w:p>
         </w:tc>
@@ -3679,7 +3785,7 @@
               <w:rPr>
                 <w:sz w:val="18"/>
               </w:rPr>
-              <w:t>6.4%</w:t>
+              <w:t>6.0%</w:t>
             </w:r>
           </w:p>
         </w:tc>
@@ -3698,7 +3804,7 @@
               <w:rPr>
                 <w:sz w:val="18"/>
               </w:rPr>
-              <w:t>Betha Odumo</w:t>
+              <w:t>Gladys</w:t>
             </w:r>
           </w:p>
         </w:tc>
@@ -3715,7 +3821,7 @@
               <w:rPr>
                 <w:sz w:val="18"/>
               </w:rPr>
-              <w:t>KES 73,580</w:t>
+              <w:t>KES 102,950</w:t>
             </w:r>
           </w:p>
         </w:tc>
@@ -3732,7 +3838,7 @@
               <w:rPr>
                 <w:sz w:val="18"/>
               </w:rPr>
-              <w:t>KES 21,366</w:t>
+              <w:t>KES 28,062</w:t>
             </w:r>
           </w:p>
         </w:tc>
@@ -3749,7 +3855,7 @@
               <w:rPr>
                 <w:sz w:val="18"/>
               </w:rPr>
-              <w:t>29.0%</w:t>
+              <w:t>27.3%</w:t>
             </w:r>
           </w:p>
         </w:tc>
@@ -3766,7 +3872,7 @@
               <w:rPr>
                 <w:sz w:val="18"/>
               </w:rPr>
-              <w:t>5.2%</w:t>
+              <w:t>5.8%</w:t>
             </w:r>
           </w:p>
         </w:tc>
@@ -3777,9 +3883,9 @@
       <w:r>
         <w:rPr>
           <w:b/>
-          <w:color w:val="27AE60"/>
+          <w:color w:val="E74C3C"/>
         </w:rPr>
-        <w:t>✓ Strong department leadership — Lewis controls 43.6% of PLUMBING sales</w:t>
+        <w:t>⚠️ As Department Head, Lewis contributes 37.2% of PLUMBING sales — consider increasing dept focus</w:t>
       </w:r>
     </w:p>
     <w:p>
@@ -3804,7 +3910,7 @@
           <w:color w:val="E74C3C"/>
           <w:sz w:val="20"/>
         </w:rPr>
-        <w:t>Sales 63% below team average - needs improvement</w:t>
+        <w:t>Sales 68% below team average - needs improvement</w:t>
       </w:r>
     </w:p>
     <w:p>
@@ -3816,7 +3922,7 @@
           <w:color w:val="27AE60"/>
           <w:sz w:val="20"/>
         </w:rPr>
-        <w:t>Excellent margin at 14.3% (Team avg: 8.7%)</w:t>
+        <w:t>Excellent margin at 14.5% (Team avg: 8.8%)</w:t>
       </w:r>
     </w:p>
     <w:p>
@@ -3852,7 +3958,19 @@
           <w:color w:val="E74C3C"/>
           <w:sz w:val="20"/>
         </w:rPr>
-        <w:t>⚠️ Week 3 reversal after Week 2 growth - monitor closely</w:t>
+        <w:t>W3→W4: Declined -36.5% (KES 551K → 350K)</w:t>
+      </w:r>
+    </w:p>
+    <w:p>
+      <w:pPr>
+        <w:pStyle w:val="ListBullet"/>
+      </w:pPr>
+      <w:r>
+        <w:rPr>
+          <w:color w:val="E74C3C"/>
+          <w:sz w:val="20"/>
+        </w:rPr>
+        <w:t>⚠️ Mostly declining trend over 4 weeks (-58.2% overall)</w:t>
       </w:r>
     </w:p>
     <w:p>
@@ -3864,7 +3982,7 @@
           <w:color w:val="34495E"/>
           <w:sz w:val="20"/>
         </w:rPr>
-        <w:t>Plumbing Dept Head: 43.6% of dept sales, 25.6% margin</w:t>
+        <w:t>Plumbing Dept Head: 37.2% of dept sales, 26.0% margin</w:t>
       </w:r>
     </w:p>
     <w:p>
@@ -3873,10 +3991,10 @@
       </w:pPr>
       <w:r>
         <w:rPr>
-          <w:color w:val="27AE60"/>
+          <w:color w:val="E74C3C"/>
           <w:sz w:val="20"/>
         </w:rPr>
-        <w:t>✓ Strong plumbing leadership with 43.6% of dept sales</w:t>
+        <w:t>⚠️ Should lead with higher dept contribution (currently 37.2%)</w:t>
       </w:r>
     </w:p>
     <w:p>
@@ -3900,7 +4018,7 @@
           <w:color w:val="34495E"/>
           <w:sz w:val="20"/>
         </w:rPr>
-        <w:t>Best margin in PLUMBING: 25.6%</w:t>
+        <w:t>Best margin in PLUMBING: 26.0%</w:t>
       </w:r>
     </w:p>
     <w:p/>
@@ -3917,7 +4035,7 @@
         <w:pStyle w:val="ListBullet"/>
       </w:pPr>
       <w:r>
-        <w:t>Maintain excellent margin discipline at 14.3% (above team avg of 8.7%).</w:t>
+        <w:t>Maintain excellent margin discipline at 14.5% (above team avg of 8.8%).</w:t>
       </w:r>
     </w:p>
     <w:p>
@@ -3925,7 +4043,7 @@
         <w:pStyle w:val="ListBullet"/>
       </w:pPr>
       <w:r>
-        <w:t>Week 3 showed a 55.0% decline. Review customer activity and pipeline for Week 4.</w:t>
+        <w:t>Week 4 showed a 36.5% decline. Review customer activity and set targets for March.</w:t>
       </w:r>
     </w:p>
     <w:p>
@@ -3949,7 +4067,15 @@
         <w:pStyle w:val="ListBullet"/>
       </w:pPr>
       <w:r>
-        <w:t>As PLUMBING Department Head, only 23.7% of your sales are in your department. Consider refocusing.</w:t>
+        <w:t>As PLUMBING Department Head, only 22.3% of your sales are in your department. Consider refocusing.</w:t>
+      </w:r>
+    </w:p>
+    <w:p>
+      <w:pPr>
+        <w:pStyle w:val="ListBullet"/>
+      </w:pPr>
+      <w:r>
+        <w:t>✗ PLUMBING department MISSED its KES 4M target by KES 2.22M (-55.6%). As Department Head, prioritize closing this gap in March through promotions, new stock, and contractor partnerships.</w:t>
       </w:r>
     </w:p>
     <w:p/>
